--- a/docs/呼伦贝尔学院本科论文规范交付智能助手研究-申报书初稿.docx
+++ b/docs/呼伦贝尔学院本科论文规范交付智能助手研究-申报书初稿.docx
@@ -380,136 +380,91 @@
           <w:p>
             <w:pPr>
               <w:spacing w:before="40" w:after="40" w:line="360" w:lineRule="auto"/>
-            </w:pPr>
-            <w:r>
-              <w:rPr>
-                <w:rFonts w:ascii="Times New Roman" w:hAnsi="Times New Roman" w:eastAsia="宋体"/>
-                <w:b/>
-                <w:sz w:val="24"/>
-              </w:rPr>
-              <w:t>1. 教育数字化与智能学习支持系统的发展</w:t>
-            </w:r>
-          </w:p>
-          <w:p>
-            <w:pPr>
-              <w:spacing w:before="40" w:after="40" w:line="360" w:lineRule="auto"/>
               <w:ind w:firstLine="480"/>
-            </w:pPr>
-            <w:r>
-              <w:rPr>
-                <w:rFonts w:ascii="Times New Roman" w:hAnsi="Times New Roman" w:eastAsia="宋体"/>
-                <w:b w:val="0"/>
-                <w:sz w:val="24"/>
-              </w:rPr>
-              <w:t>近年来，教育数字化转型成为高等教育内涵式发展的重要方向。智能学习支持系统、学习分析、过程性评价工具等在教学管理中逐步落地，强调以数据驱动教学质量改进。但相关系统多集中于课程学习与教学过程，面向本科毕业论文“提交前规范交付”这一关键环节的专门化支持仍较薄弱。</w:t>
-            </w:r>
-          </w:p>
-          <w:p>
-            <w:pPr>
-              <w:spacing w:before="40" w:after="40" w:line="360" w:lineRule="auto"/>
-            </w:pPr>
-            <w:r>
-              <w:rPr>
-                <w:rFonts w:ascii="Times New Roman" w:hAnsi="Times New Roman" w:eastAsia="宋体"/>
-                <w:b/>
-                <w:sz w:val="24"/>
-              </w:rPr>
-              <w:t>2. AIGC 与学术表达辅助工具的发展</w:t>
+              <w:jc w:val="both"/>
+            </w:pPr>
+            <w:r>
+              <w:rPr>
+                <w:rFonts w:ascii="Times New Roman" w:hAnsi="Times New Roman" w:eastAsia="宋体"/>
+                <w:b w:val="0"/>
+                <w:sz w:val="24"/>
+              </w:rPr>
+              <w:t>近年来，教育数字化转型已上升为国家战略，被视为促进公平、提升质量、推动高等教育高质量发展的关键路径[1-2]；其本质是技术、业务与人本层面的系统性变革，将本科人才培养的质量保障提升到新的高度，但在落地中仍面临理念重塑与路径选择的现实困境[3]。</w:t>
             </w:r>
           </w:p>
           <w:p>
             <w:pPr>
               <w:spacing w:before="40" w:after="40" w:line="360" w:lineRule="auto"/>
               <w:ind w:firstLine="480"/>
-            </w:pPr>
-            <w:r>
-              <w:rPr>
-                <w:rFonts w:ascii="Times New Roman" w:hAnsi="Times New Roman" w:eastAsia="宋体"/>
-                <w:b w:val="0"/>
-                <w:sz w:val="24"/>
-              </w:rPr>
-              <w:t>大语言模型推动了学术写作辅助、语言润色、表达规范化等工具的快速发展，人机协同修改正逐步成为学术写作的新常态。当前研究与产品多关注“文本生成”与“语言改写”本身，较少关注如何在尊重学生写作主体地位的前提下，将表达优化纳入“规范交付”的整体流程，并与学校规范、教师审核经验相衔接。</w:t>
-            </w:r>
-          </w:p>
-          <w:p>
-            <w:pPr>
-              <w:spacing w:before="40" w:after="40" w:line="360" w:lineRule="auto"/>
-            </w:pPr>
-            <w:r>
-              <w:rPr>
-                <w:rFonts w:ascii="Times New Roman" w:hAnsi="Times New Roman" w:eastAsia="宋体"/>
-                <w:b/>
-                <w:sz w:val="24"/>
-              </w:rPr>
-              <w:t>3. 本科毕业论文质量保障与过程管理研究</w:t>
+              <w:jc w:val="both"/>
+            </w:pPr>
+            <w:r>
+              <w:rPr>
+                <w:rFonts w:ascii="Times New Roman" w:hAnsi="Times New Roman" w:eastAsia="宋体"/>
+                <w:b w:val="0"/>
+                <w:sz w:val="24"/>
+              </w:rPr>
+              <w:t>在这一进程中，以 ChatGPT 为代表的生成式人工智能迅速进入教育场景，被认为将深刻影响教育形态与教学模式[4-5]，对高等教育的价值与使命提出新的追问[6]，并推动以知识点为核心的教学方式变革[7]。值得注意的是，生成式人工智能的能力最直接地作用于语言与文本，学术写作由此成为其落地的关键界面。</w:t>
             </w:r>
           </w:p>
           <w:p>
             <w:pPr>
               <w:spacing w:before="40" w:after="40" w:line="360" w:lineRule="auto"/>
               <w:ind w:firstLine="480"/>
-            </w:pPr>
-            <w:r>
-              <w:rPr>
-                <w:rFonts w:ascii="Times New Roman" w:hAnsi="Times New Roman" w:eastAsia="宋体"/>
-                <w:b w:val="0"/>
-                <w:sz w:val="24"/>
-              </w:rPr>
-              <w:t>已有研究普遍认为，本科毕业论文质量保障应从“结果检查”转向“过程管理”，强调选题、开题、写作、修改、答辩等环节的全过程支持。然而在实践中，规范要求的传递仍高度依赖教师个体经验与口头反馈，缺少可计算、可检查、可反馈的工具支撑，导致格式与表达类低级问题反复出现。</w:t>
-            </w:r>
-          </w:p>
-          <w:p>
-            <w:pPr>
-              <w:spacing w:before="40" w:after="40" w:line="360" w:lineRule="auto"/>
-            </w:pPr>
-            <w:r>
-              <w:rPr>
-                <w:rFonts w:ascii="Times New Roman" w:hAnsi="Times New Roman" w:eastAsia="宋体"/>
-                <w:b/>
-                <w:sz w:val="24"/>
-              </w:rPr>
-              <w:t>4. 智能写作、文档规范检查与论文管理工具的应用现状</w:t>
+              <w:jc w:val="both"/>
+            </w:pPr>
+            <w:r>
+              <w:rPr>
+                <w:rFonts w:ascii="Times New Roman" w:hAnsi="Times New Roman" w:eastAsia="宋体"/>
+                <w:b w:val="0"/>
+                <w:sz w:val="24"/>
+              </w:rPr>
+              <w:t>沿着这一界面，国际研究已就人工智能辅助写作积累了较系统的实证证据：自动化写作评价（AWE）与即时反馈可帮助学习者改进词汇、语法与篇章准确性[8-9]，多项元分析表明其对写作质量具有正向作用[10-11]；近两年的实验进一步显示，大语言模型生成的反馈在促进学生修改、提升写作表现方面可与教师反馈相当甚至更优[12-13]，其在语法纠错与文本润色等任务上亦展现出较强能力[14-15]。这说明，将人工智能用于表达层面的优化在技术上已具备可行性。</w:t>
             </w:r>
           </w:p>
           <w:p>
             <w:pPr>
               <w:spacing w:before="40" w:after="40" w:line="360" w:lineRule="auto"/>
               <w:ind w:firstLine="480"/>
-            </w:pPr>
-            <w:r>
-              <w:rPr>
-                <w:rFonts w:ascii="Times New Roman" w:hAnsi="Times New Roman" w:eastAsia="宋体"/>
-                <w:b w:val="0"/>
-                <w:sz w:val="24"/>
-              </w:rPr>
-              <w:t>现有文档检查与论文管理工具大致可分为通用语言润色工具、通用格式检查/排版工具与论文过程管理平台三类。它们在各自单点功能上较为成熟，但在面向某一所学校的本科论文规范适配上明显不足。</w:t>
-            </w:r>
-          </w:p>
-          <w:p>
-            <w:pPr>
-              <w:spacing w:before="40" w:after="40" w:line="360" w:lineRule="auto"/>
-            </w:pPr>
-            <w:r>
-              <w:rPr>
-                <w:rFonts w:ascii="Times New Roman" w:hAnsi="Times New Roman" w:eastAsia="宋体"/>
-                <w:b/>
-                <w:sz w:val="24"/>
-              </w:rPr>
-              <w:t>5. 现有研究与工具的不足</w:t>
+              <w:jc w:val="both"/>
+            </w:pPr>
+            <w:r>
+              <w:rPr>
+                <w:rFonts w:ascii="Times New Roman" w:hAnsi="Times New Roman" w:eastAsia="宋体"/>
+                <w:b w:val="0"/>
+                <w:sz w:val="24"/>
+              </w:rPr>
+              <w:t>然而，技术可行并不等于应用恰当。生成式人工智能进入写作过程，同时引发学术诚信、规范与学生主体性等治理议题[16-17]，学界就其基本争议、风险与边界展开讨论[18-19]，并在《中华人民共和国学位法》等制度框架下关注学位与毕业论文写作中的合规使用[20]。由此，“人机协同”逐渐成为被广泛接受的框架——强调以学生为写作主体、以系统为辅助，并对二者贡献的边界进行重新界定[21-22]。</w:t>
             </w:r>
           </w:p>
           <w:p>
             <w:pPr>
               <w:spacing w:before="40" w:after="40" w:line="360" w:lineRule="auto"/>
               <w:ind w:firstLine="480"/>
-            </w:pPr>
-            <w:r>
-              <w:rPr>
-                <w:rFonts w:ascii="Times New Roman" w:hAnsi="Times New Roman" w:eastAsia="宋体"/>
-                <w:b w:val="0"/>
-                <w:sz w:val="24"/>
-              </w:rPr>
-              <w:t>综合来看，面向本科论文规范交付场景，现有研究与工具主要存在五方面不足（见表0）。</w:t>
+              <w:jc w:val="both"/>
+            </w:pPr>
+            <w:r>
+              <w:rPr>
+                <w:rFonts w:ascii="Times New Roman" w:hAnsi="Times New Roman" w:eastAsia="宋体"/>
+                <w:b w:val="0"/>
+                <w:sz w:val="24"/>
+              </w:rPr>
+              <w:t>进一步聚焦可以发现，上述研究多面向通用写作或研究生科研场景，而落到本科毕业论文这一具体环节，问题更为现实。本科毕业论文是本科人才培养的重要环节，其质量保障正从结果检查转向全过程管理[23]；但抽检与教学实践表明，仍有相当比例的论文存在质量问题，学生学术写作能力与规范意识不足是重要诱因[24-25]，而规范要求长期依赖教师个体经验与口头反馈传递，缺少可计算、可检查、可反馈的工具支撑[26]。</w:t>
+            </w:r>
+          </w:p>
+          <w:p>
+            <w:pPr>
+              <w:spacing w:before="40" w:after="40" w:line="360" w:lineRule="auto"/>
+              <w:ind w:firstLine="480"/>
+              <w:jc w:val="both"/>
+            </w:pPr>
+            <w:r>
+              <w:rPr>
+                <w:rFonts w:ascii="Times New Roman" w:hAnsi="Times New Roman" w:eastAsia="宋体"/>
+                <w:b w:val="0"/>
+                <w:sz w:val="24"/>
+              </w:rPr>
+              <w:t>与此相应，现有智能写作与文档检查工具多面向通用学术规范，存在校本规范适配不足、重文本生成而轻规范交付、重单点功能而轻提交前闭环、且普遍缺少校内试运行与应用验证等局限；即便有研究将生成式人工智能视为高等教育的范式性变化，也普遍提示其成效需在真实场景中审慎验证[27-28]。对于以服务地方、培养应用型人才为定位的地方本科高校而言，这一缺口尤为突出。综合来看，面向本科毕业论文规范交付这一具体场景，以校本规范为依据、以“提交前体检—学术表达优化—格式对齐—标准导出”闭环为研究对象、以人机协同为机制，并依托已实际运行系统开展数据验证的研究，仍存在明显空白；本项目正是面向这一空白展开（现有工具与本项目定位对比见表0）。</w:t>
             </w:r>
           </w:p>
           <w:p>
@@ -1044,20 +999,6 @@
             <w:pPr>
               <w:spacing w:before="0" w:after="80" w:line="360" w:lineRule="auto"/>
             </w:pPr>
-          </w:p>
-          <w:p>
-            <w:pPr>
-              <w:spacing w:before="40" w:after="40" w:line="360" w:lineRule="auto"/>
-              <w:ind w:firstLine="480"/>
-            </w:pPr>
-            <w:r>
-              <w:rPr>
-                <w:rFonts w:ascii="Times New Roman" w:hAnsi="Times New Roman" w:eastAsia="宋体"/>
-                <w:b w:val="0"/>
-                <w:sz w:val="24"/>
-              </w:rPr>
-              <w:t>本项目的引出：针对上述缺口，本项目拟以呼伦贝尔学院本科论文规范交付为具体场景，依托一套已运行的论文辅助系统，构建集校本规则库、提交前体检、学术表达优化、格式对齐与标准 Word 导出于一体的本科论文规范交付智能助手，并通过校内试运行与教学应用对其成效进行验证。</w:t>
-            </w:r>
           </w:p>
         </w:tc>
       </w:tr>
@@ -4839,6 +4780,412 @@
             <w:pPr>
               <w:spacing w:before="0" w:after="80" w:line="360" w:lineRule="auto"/>
             </w:pPr>
+          </w:p>
+          <w:p>
+            <w:pPr>
+              <w:spacing w:before="200" w:after="40" w:line="360" w:lineRule="auto"/>
+              <w:jc w:val="center"/>
+            </w:pPr>
+            <w:r>
+              <w:rPr>
+                <w:rFonts w:ascii="Times New Roman" w:hAnsi="Times New Roman" w:eastAsia="宋体"/>
+                <w:b/>
+                <w:sz w:val="24"/>
+              </w:rPr>
+              <w:t>参考文献</w:t>
+            </w:r>
+          </w:p>
+          <w:p>
+            <w:pPr>
+              <w:spacing w:line="276" w:lineRule="auto" w:after="40"/>
+              <w:ind w:left="360" w:hanging="360"/>
+            </w:pPr>
+            <w:r>
+              <w:rPr>
+                <w:rFonts w:ascii="Times New Roman" w:hAnsi="Times New Roman" w:eastAsia="宋体"/>
+                <w:b w:val="0"/>
+                <w:sz w:val="21"/>
+              </w:rPr>
+              <w:t>[1] 教育数字化转型：转什么，怎么转[J]. 华东师范大学学报(教育科学版), 2023, 41(3): 【页码】. DOI:10.16382/j.cnki.1000-5560.2023.03.001.</w:t>
+            </w:r>
+          </w:p>
+          <w:p>
+            <w:pPr>
+              <w:spacing w:line="276" w:lineRule="auto" w:after="40"/>
+              <w:ind w:left="360" w:hanging="360"/>
+            </w:pPr>
+            <w:r>
+              <w:rPr>
+                <w:rFonts w:ascii="Times New Roman" w:hAnsi="Times New Roman" w:eastAsia="宋体"/>
+                <w:b w:val="0"/>
+                <w:sz w:val="21"/>
+              </w:rPr>
+              <w:t>[2] 教育数字化转型的关键路径[J]. 华东师范大学学报(教育科学版), 2023, 41(3): 【页码】. DOI:10.16382/j.cnki.1000-5560.2023.03.007.</w:t>
+            </w:r>
+          </w:p>
+          <w:p>
+            <w:pPr>
+              <w:spacing w:line="276" w:lineRule="auto" w:after="40"/>
+              <w:ind w:left="360" w:hanging="360"/>
+            </w:pPr>
+            <w:r>
+              <w:rPr>
+                <w:rFonts w:ascii="Times New Roman" w:hAnsi="Times New Roman" w:eastAsia="宋体"/>
+                <w:b w:val="0"/>
+                <w:sz w:val="21"/>
+              </w:rPr>
+              <w:t>[3] 胡姣, 彭红超, 祝智庭. 教育数字化转型的现实困境与突破路径[J]. 【刊名】, 2023, 【卷(期)】: 【页码】.</w:t>
+            </w:r>
+          </w:p>
+          <w:p>
+            <w:pPr>
+              <w:spacing w:line="276" w:lineRule="auto" w:after="40"/>
+              <w:ind w:left="360" w:hanging="360"/>
+            </w:pPr>
+            <w:r>
+              <w:rPr>
+                <w:rFonts w:ascii="Times New Roman" w:hAnsi="Times New Roman" w:eastAsia="宋体"/>
+                <w:b w:val="0"/>
+                <w:sz w:val="21"/>
+              </w:rPr>
+              <w:t>[4] 杨宗凯, 王俊, 吴砥, 陈旭. ChatGPT/生成式人工智能对教育的影响探析及应对策略[J]. 华东师范大学学报(教育科学版), 2023, 41(7): 【页码】. DOI:10.16382/j.cnki.1000-5560.2023.07.003.</w:t>
+            </w:r>
+          </w:p>
+          <w:p>
+            <w:pPr>
+              <w:spacing w:line="276" w:lineRule="auto" w:after="40"/>
+              <w:ind w:left="360" w:hanging="360"/>
+            </w:pPr>
+            <w:r>
+              <w:rPr>
+                <w:rFonts w:ascii="Times New Roman" w:hAnsi="Times New Roman" w:eastAsia="宋体"/>
+                <w:b w:val="0"/>
+                <w:sz w:val="21"/>
+              </w:rPr>
+              <w:t>[5] 朱永新, 杨帆. ChatGPT/生成式人工智能与教育创新：机遇、挑战以及未来[J]. 华东师范大学学报(教育科学版), 2023, 41(7): 【页码】. DOI:10.16382/j.cnki.1000-5560.2023.07.001.</w:t>
+            </w:r>
+          </w:p>
+          <w:p>
+            <w:pPr>
+              <w:spacing w:line="276" w:lineRule="auto" w:after="40"/>
+              <w:ind w:left="360" w:hanging="360"/>
+            </w:pPr>
+            <w:r>
+              <w:rPr>
+                <w:rFonts w:ascii="Times New Roman" w:hAnsi="Times New Roman" w:eastAsia="宋体"/>
+                <w:b w:val="0"/>
+                <w:sz w:val="21"/>
+              </w:rPr>
+              <w:t>[6] 荀渊. ChatGPT/生成式人工智能与高等教育的价值和使命[J]. 华东师范大学学报(教育科学版), 2023, 41(7): 【页码】. DOI:10.16382/j.cnki.1000-5560.2023.07.006.</w:t>
+            </w:r>
+          </w:p>
+          <w:p>
+            <w:pPr>
+              <w:spacing w:line="276" w:lineRule="auto" w:after="40"/>
+              <w:ind w:left="360" w:hanging="360"/>
+            </w:pPr>
+            <w:r>
+              <w:rPr>
+                <w:rFonts w:ascii="Times New Roman" w:hAnsi="Times New Roman" w:eastAsia="宋体"/>
+                <w:b w:val="0"/>
+                <w:sz w:val="21"/>
+              </w:rPr>
+              <w:t>[7] 陈静远, 胡丽雅, 吴飞. ChatGPT/生成式人工智能促进以知识点为核心的教学模式变革研究[J]. 华东师范大学学报(教育科学版), 2023, 41(7): 【页码】. DOI:10.16382/j.cnki.1000-5560.2023.07.016.</w:t>
+            </w:r>
+          </w:p>
+          <w:p>
+            <w:pPr>
+              <w:spacing w:line="276" w:lineRule="auto" w:after="40"/>
+              <w:ind w:left="360" w:hanging="360"/>
+            </w:pPr>
+            <w:r>
+              <w:rPr>
+                <w:rFonts w:ascii="Times New Roman" w:hAnsi="Times New Roman" w:eastAsia="宋体"/>
+                <w:b w:val="0"/>
+                <w:sz w:val="21"/>
+              </w:rPr>
+              <w:t>[8] OO. The Impact of Automated Writing Evaluation on Second Language Writing Skills of Chinese EFL Learners: A Randomized Controlled Trial[J]. Frontiers in Psychology, 2023, 14. DOI:10.3389/fpsyg.2023.1249991.（著者待补）</w:t>
+            </w:r>
+          </w:p>
+          <w:p>
+            <w:pPr>
+              <w:spacing w:line="276" w:lineRule="auto" w:after="40"/>
+              <w:ind w:left="360" w:hanging="360"/>
+            </w:pPr>
+            <w:r>
+              <w:rPr>
+                <w:rFonts w:ascii="Times New Roman" w:hAnsi="Times New Roman" w:eastAsia="宋体"/>
+                <w:b w:val="0"/>
+                <w:sz w:val="21"/>
+              </w:rPr>
+              <w:t>[9] OO. Automated Feedback and Writing: A Multi-level Meta-analysis of Effects on Students’ Performance[J]. 【刊名】, 2023. PMCID:PMC10351274.（著者待补）</w:t>
+            </w:r>
+          </w:p>
+          <w:p>
+            <w:pPr>
+              <w:spacing w:line="276" w:lineRule="auto" w:after="40"/>
+              <w:ind w:left="360" w:hanging="360"/>
+            </w:pPr>
+            <w:r>
+              <w:rPr>
+                <w:rFonts w:ascii="Times New Roman" w:hAnsi="Times New Roman" w:eastAsia="宋体"/>
+                <w:b w:val="0"/>
+                <w:sz w:val="21"/>
+              </w:rPr>
+              <w:t>[10] Zhai N, Ma X. The Effectiveness of Automated Writing Evaluation on Writing Quality: A Meta-Analysis[J]. Journal of Educational Computing Research, 2023, 61(4). DOI:10.1177/07356331221127300.</w:t>
+            </w:r>
+          </w:p>
+          <w:p>
+            <w:pPr>
+              <w:spacing w:line="276" w:lineRule="auto" w:after="40"/>
+              <w:ind w:left="360" w:hanging="360"/>
+            </w:pPr>
+            <w:r>
+              <w:rPr>
+                <w:rFonts w:ascii="Times New Roman" w:hAnsi="Times New Roman" w:eastAsia="宋体"/>
+                <w:b w:val="0"/>
+                <w:sz w:val="21"/>
+              </w:rPr>
+              <w:t>[11] OO. The Impact of Generative AI on Academic Reading and Writing: A Synthesis of Recent Evidence (2023–2025)[J]. Frontiers in Education, 2025. DOI:10.3389/feduc.2025.1711718.（著者待补）</w:t>
+            </w:r>
+          </w:p>
+          <w:p>
+            <w:pPr>
+              <w:spacing w:line="276" w:lineRule="auto" w:after="40"/>
+              <w:ind w:left="360" w:hanging="360"/>
+            </w:pPr>
+            <w:r>
+              <w:rPr>
+                <w:rFonts w:ascii="Times New Roman" w:hAnsi="Times New Roman" w:eastAsia="宋体"/>
+                <w:b w:val="0"/>
+                <w:sz w:val="21"/>
+              </w:rPr>
+              <w:t>[12] OO. Can Large Language Models Provide Feedback to Students? A Case Study on ChatGPT[J/OL]. 2023.（刊名、著者待补；可经标题检索）</w:t>
+            </w:r>
+          </w:p>
+          <w:p>
+            <w:pPr>
+              <w:spacing w:line="276" w:lineRule="auto" w:after="40"/>
+              <w:ind w:left="360" w:hanging="360"/>
+            </w:pPr>
+            <w:r>
+              <w:rPr>
+                <w:rFonts w:ascii="Times New Roman" w:hAnsi="Times New Roman" w:eastAsia="宋体"/>
+                <w:b w:val="0"/>
+                <w:sz w:val="21"/>
+              </w:rPr>
+              <w:t>[13] OO. The Impact of ChatGPT Feedback on the Development of EFL Students’ Writing Skills[J]. Cogent Education, 2024, 11(1). DOI:10.1080/2331186X.2024.2410101.（著者待补）</w:t>
+            </w:r>
+          </w:p>
+          <w:p>
+            <w:pPr>
+              <w:spacing w:line="276" w:lineRule="auto" w:after="40"/>
+              <w:ind w:left="360" w:hanging="360"/>
+            </w:pPr>
+            <w:r>
+              <w:rPr>
+                <w:rFonts w:ascii="Times New Roman" w:hAnsi="Times New Roman" w:eastAsia="宋体"/>
+                <w:b w:val="0"/>
+                <w:sz w:val="21"/>
+              </w:rPr>
+              <w:t>[14] OO. Large Language Models Are State-of-the-Art Evaluators for Grammatical Error Correction[C]//Proceedings of the 19th Workshop on Innovative Use of NLP for Building Educational Applications (BEA). ACL, 2024. ACL Anthology: 2024.bea-1.6.（著者待补）</w:t>
+            </w:r>
+          </w:p>
+          <w:p>
+            <w:pPr>
+              <w:spacing w:line="276" w:lineRule="auto" w:after="40"/>
+              <w:ind w:left="360" w:hanging="360"/>
+            </w:pPr>
+            <w:r>
+              <w:rPr>
+                <w:rFonts w:ascii="Times New Roman" w:hAnsi="Times New Roman" w:eastAsia="宋体"/>
+                <w:b w:val="0"/>
+                <w:sz w:val="21"/>
+              </w:rPr>
+              <w:t>[15] OO. Rethinking the Roles of Large Language Models in Chinese Grammatical Error Correction[J/OL]. arXiv preprint, 2024. arXiv:2402.11420.（著者待补）</w:t>
+            </w:r>
+          </w:p>
+          <w:p>
+            <w:pPr>
+              <w:spacing w:line="276" w:lineRule="auto" w:after="40"/>
+              <w:ind w:left="360" w:hanging="360"/>
+            </w:pPr>
+            <w:r>
+              <w:rPr>
+                <w:rFonts w:ascii="Times New Roman" w:hAnsi="Times New Roman" w:eastAsia="宋体"/>
+                <w:b w:val="0"/>
+                <w:sz w:val="21"/>
+              </w:rPr>
+              <w:t>[16] OO. 生成式AI赋能研究生科研写作的学术伦理与风险防控[J]. 【刊名】, 2024, 【卷(期)】: 【页码】.（著者待补）</w:t>
+            </w:r>
+          </w:p>
+          <w:p>
+            <w:pPr>
+              <w:spacing w:line="276" w:lineRule="auto" w:after="40"/>
+              <w:ind w:left="360" w:hanging="360"/>
+            </w:pPr>
+            <w:r>
+              <w:rPr>
+                <w:rFonts w:ascii="Times New Roman" w:hAnsi="Times New Roman" w:eastAsia="宋体"/>
+                <w:b w:val="0"/>
+                <w:sz w:val="21"/>
+              </w:rPr>
+              <w:t>[17] 廖祖君, 卜美文. 生成式人工智能时代学术生态的变革重塑、伦理争端与前瞻应对——基于期刊的视角[J]. 西华大学学报(哲学社会科学版), 2025, 【卷(期)】: 【页码】. DOI:10.12189/j.issn.1672-8505.2025.06.001.</w:t>
+            </w:r>
+          </w:p>
+          <w:p>
+            <w:pPr>
+              <w:spacing w:line="276" w:lineRule="auto" w:after="40"/>
+              <w:ind w:left="360" w:hanging="360"/>
+            </w:pPr>
+            <w:r>
+              <w:rPr>
+                <w:rFonts w:ascii="Times New Roman" w:hAnsi="Times New Roman" w:eastAsia="宋体"/>
+                <w:b w:val="0"/>
+                <w:sz w:val="21"/>
+              </w:rPr>
+              <w:t>[18] 苗逢春. 生成式人工智能及其教育应用的基本争议和对策[J]. 开放教育研究, 2024, 【卷(期)】: 【页码】.</w:t>
+            </w:r>
+          </w:p>
+          <w:p>
+            <w:pPr>
+              <w:spacing w:line="276" w:lineRule="auto" w:after="40"/>
+              <w:ind w:left="360" w:hanging="360"/>
+            </w:pPr>
+            <w:r>
+              <w:rPr>
+                <w:rFonts w:ascii="Times New Roman" w:hAnsi="Times New Roman" w:eastAsia="宋体"/>
+                <w:b w:val="0"/>
+                <w:sz w:val="21"/>
+              </w:rPr>
+              <w:t>[19] 王雯, 李永智. 国际生成式人工智能教育应用与省思[J]. 开放教育研究, 2024, 【卷(期)】: 【页码】.</w:t>
+            </w:r>
+          </w:p>
+          <w:p>
+            <w:pPr>
+              <w:spacing w:line="276" w:lineRule="auto" w:after="40"/>
+              <w:ind w:left="360" w:hanging="360"/>
+            </w:pPr>
+            <w:r>
+              <w:rPr>
+                <w:rFonts w:ascii="Times New Roman" w:hAnsi="Times New Roman" w:eastAsia="宋体"/>
+                <w:b w:val="0"/>
+                <w:sz w:val="21"/>
+              </w:rPr>
+              <w:t>[20] 《学位法》框架下学位论文撰写中生成式人工智能应用的合规性研究[J]. 学位与研究生教育, 2024, 【卷(期)】: 【页码】.（著者待补）</w:t>
+            </w:r>
+          </w:p>
+          <w:p>
+            <w:pPr>
+              <w:spacing w:line="276" w:lineRule="auto" w:after="40"/>
+              <w:ind w:left="360" w:hanging="360"/>
+            </w:pPr>
+            <w:r>
+              <w:rPr>
+                <w:rFonts w:ascii="Times New Roman" w:hAnsi="Times New Roman" w:eastAsia="宋体"/>
+                <w:b w:val="0"/>
+                <w:sz w:val="21"/>
+              </w:rPr>
+              <w:t>[21] OO. Human-AI Collaboration Patterns in AI-assisted Academic Writing[J]. Studies in Higher Education, 2024. DOI:10.1080/03075079.2024.2323593.（著者待补）</w:t>
+            </w:r>
+          </w:p>
+          <w:p>
+            <w:pPr>
+              <w:spacing w:line="276" w:lineRule="auto" w:after="40"/>
+              <w:ind w:left="360" w:hanging="360"/>
+            </w:pPr>
+            <w:r>
+              <w:rPr>
+                <w:rFonts w:ascii="Times New Roman" w:hAnsi="Times New Roman" w:eastAsia="宋体"/>
+                <w:b w:val="0"/>
+                <w:sz w:val="21"/>
+              </w:rPr>
+              <w:t>[22] OO. Human-AI Collaboration in Academic Writing: Exploring University Students’ Agency Through a Sociocultural Lens[J]. 【刊名待核】, 2025. DOI/来源:ScienceDirect S2215039026000032.（著者待补）</w:t>
+            </w:r>
+          </w:p>
+          <w:p>
+            <w:pPr>
+              <w:spacing w:line="276" w:lineRule="auto" w:after="40"/>
+              <w:ind w:left="360" w:hanging="360"/>
+            </w:pPr>
+            <w:r>
+              <w:rPr>
+                <w:rFonts w:ascii="Times New Roman" w:hAnsi="Times New Roman" w:eastAsia="宋体"/>
+                <w:b w:val="0"/>
+                <w:sz w:val="21"/>
+              </w:rPr>
+              <w:t>[23] OO. 【本科毕业论文质量相关论文，题名待补】[J]. 中国大学教学, 2022, (3): 【页码】.</w:t>
+            </w:r>
+          </w:p>
+          <w:p>
+            <w:pPr>
+              <w:spacing w:line="276" w:lineRule="auto" w:after="40"/>
+              <w:ind w:left="360" w:hanging="360"/>
+            </w:pPr>
+            <w:r>
+              <w:rPr>
+                <w:rFonts w:ascii="Times New Roman" w:hAnsi="Times New Roman" w:eastAsia="宋体"/>
+                <w:b w:val="0"/>
+                <w:sz w:val="21"/>
+              </w:rPr>
+              <w:t>[24] 戴卫东. 提高本科生毕业论文质量的对策建议[J]. 【刊名】, 【年(期)】: 【页码】.</w:t>
+            </w:r>
+          </w:p>
+          <w:p>
+            <w:pPr>
+              <w:spacing w:line="276" w:lineRule="auto" w:after="40"/>
+              <w:ind w:left="360" w:hanging="360"/>
+            </w:pPr>
+            <w:r>
+              <w:rPr>
+                <w:rFonts w:ascii="Times New Roman" w:hAnsi="Times New Roman" w:eastAsia="宋体"/>
+                <w:b w:val="0"/>
+                <w:sz w:val="21"/>
+              </w:rPr>
+              <w:t>[25] OO. “科技论文写作”课程教学研究现状分析与优化路径[J]. 中国林业教育, 2023. DOI:10.3969/j.1001-7232.20230027.（著者待补）</w:t>
+            </w:r>
+          </w:p>
+          <w:p>
+            <w:pPr>
+              <w:spacing w:line="276" w:lineRule="auto" w:after="40"/>
+              <w:ind w:left="360" w:hanging="360"/>
+            </w:pPr>
+            <w:r>
+              <w:rPr>
+                <w:rFonts w:ascii="Times New Roman" w:hAnsi="Times New Roman" w:eastAsia="宋体"/>
+                <w:b w:val="0"/>
+                <w:sz w:val="21"/>
+              </w:rPr>
+              <w:t>[26] OO. 本科毕业论文外审和选题质量提升的教学改革研究[J]. 教育进展, 2024, 14(9): 【页码】.（著者待补）</w:t>
+            </w:r>
+          </w:p>
+          <w:p>
+            <w:pPr>
+              <w:spacing w:line="276" w:lineRule="auto" w:after="40"/>
+              <w:ind w:left="360" w:hanging="360"/>
+            </w:pPr>
+            <w:r>
+              <w:rPr>
+                <w:rFonts w:ascii="Times New Roman" w:hAnsi="Times New Roman" w:eastAsia="宋体"/>
+                <w:b w:val="0"/>
+                <w:sz w:val="21"/>
+              </w:rPr>
+              <w:t>[27] OO. Generative AI: Is It a Paradigm Shift for Higher Education?[J]. Studies in Higher Education, 2024, 49(5). DOI:10.1080/03075079.2024.2332944.（著者待补）</w:t>
+            </w:r>
+          </w:p>
+          <w:p>
+            <w:pPr>
+              <w:spacing w:line="276" w:lineRule="auto" w:after="40"/>
+              <w:ind w:left="360" w:hanging="360"/>
+            </w:pPr>
+            <w:r>
+              <w:rPr>
+                <w:rFonts w:ascii="Times New Roman" w:hAnsi="Times New Roman" w:eastAsia="宋体"/>
+                <w:b w:val="0"/>
+                <w:sz w:val="21"/>
+              </w:rPr>
+              <w:t>[28] OO. Generative AI and Higher Education: A Review of Claims from the First Months of ChatGPT[J]. Higher Education, 2024. DOI:10.1007/s10734-024-01265-3.（著者待补）</w:t>
+            </w:r>
           </w:p>
         </w:tc>
       </w:tr>
